--- a/使用指南.docx
+++ b/使用指南.docx
@@ -11,7 +11,7 @@
         <w:rPr>
           <w:rFonts w:ascii="微软雅黑" w:eastAsia="微软雅黑" w:hAnsi="微软雅黑"/>
         </w:rPr>
-        <w:t>QA-Tool 使用指南</w:t>
+        <w:t>AKIA 使用指南</w:t>
       </w:r>
     </w:p>
     <w:p>
@@ -95,7 +95,7 @@
     </w:p>
     <w:p>
       <w:r>
-        <w:t>QA-Tool 是一款面向质量工程（QE）与工业工程（IE）的专业分析工具，基于 Python 3.14 + PySide6 构建。提供 35 个分析模块、AI 智能洞察、完整报告输出，并支持 ESP32 硬件数据采集。</w:t>
+        <w:t>AKIA 是一款面向质量工程（QE）与工业工程（IE）的专业分析工具，基于 Python 3.14 + PySide6 构建。提供 35 个分析模块、AI 智能洞察、完整报告输出，并支持 ESP32 硬件数据采集。</w:t>
       </w:r>
     </w:p>
     <w:p>
@@ -315,7 +315,7 @@
         <w:rPr>
           <w:lang w:eastAsia="zh-CN"/>
         </w:rPr>
-        <w:t>1. 双击运行 QA-Tool-Setup-2.6.0.exe</w:t>
+        <w:t>1. 双击运行 AKIA-Setup-2.6.0.exe</w:t>
       </w:r>
     </w:p>
     <w:p>
@@ -446,7 +446,7 @@
       </w:r>
       <w:proofErr w:type="spellEnd"/>
       <w:r>
-        <w:t xml:space="preserve"> QA-Tool-v2.6.0-portable.zip，直接运行 QA-Tool.exe </w:t>
+        <w:t xml:space="preserve"> AKIA-v2.6.0-portable.zip，直接运行 AKIA.exe </w:t>
       </w:r>
       <w:proofErr w:type="spellStart"/>
       <w:r>
@@ -526,7 +526,7 @@
         <w:rPr>
           <w:lang w:eastAsia="zh-CN"/>
         </w:rPr>
-        <w:t>QA-Tool 采用</w:t>
+        <w:t>AKIA 采用</w:t>
       </w:r>
       <w:proofErr w:type="gramStart"/>
       <w:r>
@@ -550,7 +550,7 @@
         <w:jc w:val="center"/>
       </w:pPr>
       <w:r>
-        <w:t>QA-Tool 主界面</w:t>
+        <w:t>AKIA 主界面</w:t>
       </w:r>
     </w:p>
     <w:p>
@@ -1557,10 +1557,12 @@
     </w:p>
     <w:p>
       <w:r>
-        <w:t>© 2026 QA-Tool. All rights reserved.</w:t>
+        <w:t>© 2026 AKIA. All rights reserved.</w:t>
       </w:r>
     </w:p>
     <w:sectPr>
+      <w:headerReference w:type="default" r:id="rId9"/>
+      <w:footerReference w:type="default" r:id="rId10"/>
       <w:pgSz w:w="12240" w:h="15840"/>
       <w:pgMar w:top="1440" w:right="1800" w:bottom="1440" w:left="1800" w:header="720" w:footer="720" w:gutter="0"/>
       <w:cols w:space="720"/>
@@ -1568,6 +1570,26 @@
     </w:sectPr>
   </w:body>
 </w:document>
+</file>
+
+<file path=word/footer1.xml><?xml version="1.0" encoding="utf-8"?>
+<w:ftr xmlns:m="http://schemas.openxmlformats.org/officeDocument/2006/math" xmlns:mc="http://schemas.openxmlformats.org/markup-compatibility/2006" xmlns:mo="http://schemas.microsoft.com/office/mac/office/2008/main" xmlns:mv="urn:schemas-microsoft-com:mac:vml" xmlns:o="urn:schemas-microsoft-com:office:office" xmlns:r="http://schemas.openxmlformats.org/officeDocument/2006/relationships" xmlns:v="urn:schemas-microsoft-com:vml" xmlns:w10="urn:schemas-microsoft-com:office:word" xmlns:w14="http://schemas.microsoft.com/office/word/2010/wordml" xmlns:w="http://schemas.openxmlformats.org/wordprocessingml/2006/main" xmlns:wne="http://schemas.microsoft.com/office/word/2006/wordml" xmlns:wp14="http://schemas.microsoft.com/office/word/2010/wordprocessingDrawing" xmlns:wp="http://schemas.openxmlformats.org/drawingml/2006/wordprocessingDrawing" xmlns:wpc="http://schemas.microsoft.com/office/word/2010/wordprocessingCanvas" xmlns:wpg="http://schemas.microsoft.com/office/word/2010/wordprocessingGroup" xmlns:wpi="http://schemas.microsoft.com/office/word/2010/wordprocessingInk" xmlns:wps="http://schemas.microsoft.com/office/word/2010/wordprocessingShape" mc:Ignorable="w14 wp14">
+  <w:p>
+    <w:pPr>
+      <w:pStyle w:val="Footer"/>
+    </w:pPr>
+  </w:p>
+</w:ftr>
+</file>
+
+<file path=word/header1.xml><?xml version="1.0" encoding="utf-8"?>
+<w:hdr xmlns:m="http://schemas.openxmlformats.org/officeDocument/2006/math" xmlns:mc="http://schemas.openxmlformats.org/markup-compatibility/2006" xmlns:mo="http://schemas.microsoft.com/office/mac/office/2008/main" xmlns:mv="urn:schemas-microsoft-com:mac:vml" xmlns:o="urn:schemas-microsoft-com:office:office" xmlns:r="http://schemas.openxmlformats.org/officeDocument/2006/relationships" xmlns:v="urn:schemas-microsoft-com:vml" xmlns:w10="urn:schemas-microsoft-com:office:word" xmlns:w14="http://schemas.microsoft.com/office/word/2010/wordml" xmlns:w="http://schemas.openxmlformats.org/wordprocessingml/2006/main" xmlns:wne="http://schemas.microsoft.com/office/word/2006/wordml" xmlns:wp14="http://schemas.microsoft.com/office/word/2010/wordprocessingDrawing" xmlns:wp="http://schemas.openxmlformats.org/drawingml/2006/wordprocessingDrawing" xmlns:wpc="http://schemas.microsoft.com/office/word/2010/wordprocessingCanvas" xmlns:wpg="http://schemas.microsoft.com/office/word/2010/wordprocessingGroup" xmlns:wpi="http://schemas.microsoft.com/office/word/2010/wordprocessingInk" xmlns:wps="http://schemas.microsoft.com/office/word/2010/wordprocessingShape" mc:Ignorable="w14 wp14">
+  <w:p>
+    <w:pPr>
+      <w:pStyle w:val="Header"/>
+    </w:pPr>
+  </w:p>
+</w:hdr>
 </file>
 
 <file path=word/numbering.xml><?xml version="1.0" encoding="utf-8"?>
